--- a/pr-preview/pr-270/linear-algebra-projections.docx
+++ b/pr-preview/pr-270/linear-algebra-projections.docx
@@ -15,7 +15,7 @@
         <w:pStyle w:val="Date"/>
       </w:pPr>
       <w:r>
-        <w:t xml:space="preserve">Last modified: 2026-10-13 18:25:48 (PDT)</w:t>
+        <w:t xml:space="preserve">Last modified: 2026-10-13 19:36:44 (PDT)</w:t>
       </w:r>
     </w:p>
     <w:bookmarkStart w:id="149" w:name="design-matrix"/>

--- a/pr-preview/pr-270/linear-algebra-projections.docx
+++ b/pr-preview/pr-270/linear-algebra-projections.docx
@@ -15,7 +15,7 @@
         <w:pStyle w:val="Date"/>
       </w:pPr>
       <w:r>
-        <w:t xml:space="preserve">Last modified: 2026-10-13 19:36:44 (PDT)</w:t>
+        <w:t xml:space="preserve">Last modified: 2026-10-13 21:03:20 (PDT)</w:t>
       </w:r>
     </w:p>
     <w:bookmarkStart w:id="149" w:name="design-matrix"/>

--- a/pr-preview/pr-270/linear-algebra-projections.docx
+++ b/pr-preview/pr-270/linear-algebra-projections.docx
@@ -15,7 +15,7 @@
         <w:pStyle w:val="Date"/>
       </w:pPr>
       <w:r>
-        <w:t xml:space="preserve">Last modified: 2026-10-13 21:03:20 (PDT)</w:t>
+        <w:t xml:space="preserve">Last modified: 2026-10-13 22:25:55 (PDT)</w:t>
       </w:r>
     </w:p>
     <w:bookmarkStart w:id="149" w:name="design-matrix"/>
